--- a/ООП/Драч_ЛР№20_Звіт.docx
+++ b/ООП/Драч_ЛР№20_Звіт.docx
@@ -59,23 +59,7 @@
           <w:szCs w:val="28"/>
           <w:lang w:val="uk-UA"/>
         </w:rPr>
-        <w:t xml:space="preserve"> Використання на практиці здобутих знань та навичок коректної обробки</w:t>
-      </w:r>
-      <w:r>
-        <w:rPr>
-          <w:sz w:val="28"/>
-          <w:szCs w:val="28"/>
-          <w:lang w:val="uk-UA"/>
-        </w:rPr>
-        <w:t xml:space="preserve"> </w:t>
-      </w:r>
-      <w:r>
-        <w:rPr>
-          <w:sz w:val="28"/>
-          <w:szCs w:val="28"/>
-          <w:lang w:val="uk-UA"/>
-        </w:rPr>
-        <w:t>виключень.</w:t>
+        <w:t xml:space="preserve"> Використання на практиці здобутих знань та навичок коректної обробки виключень.</w:t>
       </w:r>
     </w:p>
     <w:p>
@@ -103,23 +87,7 @@
           <w:szCs w:val="28"/>
           <w:lang w:val="uk-UA"/>
         </w:rPr>
-        <w:t xml:space="preserve"> Навчитись використовувати на практиці здобуті знання та навички при</w:t>
-      </w:r>
-      <w:r>
-        <w:rPr>
-          <w:sz w:val="28"/>
-          <w:szCs w:val="28"/>
-          <w:lang w:val="uk-UA"/>
-        </w:rPr>
-        <w:t xml:space="preserve"> </w:t>
-      </w:r>
-      <w:r>
-        <w:rPr>
-          <w:sz w:val="28"/>
-          <w:szCs w:val="28"/>
-          <w:lang w:val="uk-UA"/>
-        </w:rPr>
-        <w:t>обробці виключень.</w:t>
+        <w:t xml:space="preserve"> Навчитись використовувати на практиці здобуті знання та навички при обробці виключень.</w:t>
       </w:r>
     </w:p>
     <w:p>
@@ -265,23 +233,7 @@
           <w:szCs w:val="28"/>
           <w:lang w:val="uk-UA"/>
         </w:rPr>
-        <w:t>1. Створи</w:t>
-      </w:r>
-      <w:r>
-        <w:rPr>
-          <w:sz w:val="28"/>
-          <w:szCs w:val="28"/>
-          <w:lang w:val="uk-UA"/>
-        </w:rPr>
-        <w:t>в</w:t>
-      </w:r>
-      <w:r>
-        <w:rPr>
-          <w:sz w:val="28"/>
-          <w:szCs w:val="28"/>
-          <w:lang w:val="uk-UA"/>
-        </w:rPr>
-        <w:t xml:space="preserve"> програмний додаток </w:t>
+        <w:t xml:space="preserve">1. Створив програмний додаток </w:t>
       </w:r>
     </w:p>
     <w:p>
@@ -299,23 +251,7 @@
           <w:szCs w:val="28"/>
           <w:lang w:val="uk-UA"/>
         </w:rPr>
-        <w:t>2. Набра</w:t>
-      </w:r>
-      <w:r>
-        <w:rPr>
-          <w:sz w:val="28"/>
-          <w:szCs w:val="28"/>
-          <w:lang w:val="uk-UA"/>
-        </w:rPr>
-        <w:t>в</w:t>
-      </w:r>
-      <w:r>
-        <w:rPr>
-          <w:sz w:val="28"/>
-          <w:szCs w:val="28"/>
-          <w:lang w:val="uk-UA"/>
-        </w:rPr>
-        <w:t xml:space="preserve"> наступний код:</w:t>
+        <w:t>2. Набрав наступний код:</w:t>
       </w:r>
     </w:p>
     <w:p>
@@ -3360,6 +3296,7 @@
         <w:shd w:val="clear" w:color="auto" w:fill="282C34"/>
         <w:rPr>
           <w:color w:val="ABB2BF"/>
+          <w:lang w:val="en-US"/>
         </w:rPr>
       </w:pPr>
       <w:proofErr w:type="spellStart"/>
@@ -4356,12 +4293,14 @@
       <w:r>
         <w:rPr>
           <w:color w:val="98C379"/>
+          <w:lang w:val="en-US"/>
         </w:rPr>
         <w:t xml:space="preserve">: " </w:t>
       </w:r>
       <w:r>
         <w:rPr>
           <w:color w:val="61AFEF"/>
+          <w:lang w:val="en-US"/>
         </w:rPr>
         <w:t xml:space="preserve">+ </w:t>
       </w:r>
@@ -4369,18 +4308,21 @@
       <w:r>
         <w:rPr>
           <w:color w:val="ABB2BF"/>
+          <w:lang w:val="en-US"/>
         </w:rPr>
         <w:t>e</w:t>
       </w:r>
       <w:r>
         <w:rPr>
           <w:color w:val="A6B2C0"/>
+          <w:lang w:val="en-US"/>
         </w:rPr>
         <w:t>.</w:t>
       </w:r>
       <w:r>
         <w:rPr>
           <w:color w:val="61AEEF"/>
+          <w:lang w:val="en-US"/>
         </w:rPr>
         <w:t>getMessage</w:t>
       </w:r>
@@ -4388,28 +4330,30 @@
       <w:r>
         <w:rPr>
           <w:color w:val="A6B2C0"/>
+          <w:lang w:val="en-US"/>
         </w:rPr>
         <w:t xml:space="preserve">()); </w:t>
       </w:r>
-      <w:proofErr w:type="spellStart"/>
-      <w:r>
-        <w:rPr>
-          <w:i/>
-          <w:iCs/>
-          <w:color w:val="C679DD"/>
+      <w:r>
+        <w:rPr>
+          <w:i/>
+          <w:iCs/>
+          <w:color w:val="C679DD"/>
+          <w:lang w:val="en-US"/>
         </w:rPr>
         <w:t>break</w:t>
       </w:r>
-      <w:proofErr w:type="spellEnd"/>
-      <w:r>
-        <w:rPr>
-          <w:color w:val="A6B2C0"/>
+      <w:r>
+        <w:rPr>
+          <w:color w:val="A6B2C0"/>
+          <w:lang w:val="en-US"/>
         </w:rPr>
         <w:t>;}</w:t>
       </w:r>
       <w:r>
         <w:rPr>
           <w:color w:val="A6B2C0"/>
+          <w:lang w:val="en-US"/>
         </w:rPr>
         <w:br/>
         <w:t xml:space="preserve">        }</w:t>
@@ -4417,6 +4361,7 @@
       <w:r>
         <w:rPr>
           <w:color w:val="A6B2C0"/>
+          <w:lang w:val="en-US"/>
         </w:rPr>
         <w:br/>
         <w:t xml:space="preserve">    }</w:t>
@@ -4424,6 +4369,7 @@
       <w:r>
         <w:rPr>
           <w:color w:val="A6B2C0"/>
+          <w:lang w:val="en-US"/>
         </w:rPr>
         <w:br/>
         <w:t>}</w:t>
@@ -5862,7 +5808,6 @@
         <w:rPr>
           <w:sz w:val="28"/>
           <w:szCs w:val="28"/>
-          <w:lang w:val="en-US"/>
         </w:rPr>
       </w:pPr>
       <w:r>
@@ -5876,7 +5821,6 @@
         <w:rPr>
           <w:sz w:val="28"/>
           <w:szCs w:val="28"/>
-          <w:lang w:val="en-US"/>
         </w:rPr>
         <w:t>:</w:t>
       </w:r>
@@ -5887,7 +5831,6 @@
         <w:rPr>
           <w:sz w:val="28"/>
           <w:szCs w:val="28"/>
-          <w:lang w:val="en-US"/>
         </w:rPr>
       </w:pPr>
       <w:proofErr w:type="spellStart"/>
@@ -5907,7 +5850,6 @@
         <w:rPr>
           <w:sz w:val="28"/>
           <w:szCs w:val="28"/>
-          <w:lang w:val="en-US"/>
         </w:rPr>
       </w:pPr>
       <w:proofErr w:type="spellStart"/>
@@ -5923,7 +5865,6 @@
         <w:rPr>
           <w:sz w:val="28"/>
           <w:szCs w:val="28"/>
-          <w:lang w:val="en-US"/>
         </w:rPr>
         <w:t xml:space="preserve"> </w:t>
       </w:r>
@@ -5940,7 +5881,6 @@
         <w:rPr>
           <w:sz w:val="28"/>
           <w:szCs w:val="28"/>
-          <w:lang w:val="en-US"/>
         </w:rPr>
         <w:t xml:space="preserve"> </w:t>
       </w:r>
@@ -5955,7 +5895,6 @@
         <w:rPr>
           <w:sz w:val="28"/>
           <w:szCs w:val="28"/>
-          <w:lang w:val="en-US"/>
         </w:rPr>
         <w:t xml:space="preserve"> </w:t>
       </w:r>
@@ -5970,7 +5909,6 @@
         <w:rPr>
           <w:sz w:val="28"/>
           <w:szCs w:val="28"/>
-          <w:lang w:val="en-US"/>
         </w:rPr>
         <w:t xml:space="preserve"> </w:t>
       </w:r>
@@ -5990,7 +5928,6 @@
         <w:rPr>
           <w:sz w:val="28"/>
           <w:szCs w:val="28"/>
-          <w:lang w:val="en-US"/>
         </w:rPr>
       </w:pPr>
       <w:proofErr w:type="spellStart"/>
@@ -6010,7 +5947,6 @@
         <w:rPr>
           <w:sz w:val="28"/>
           <w:szCs w:val="28"/>
-          <w:lang w:val="en-US"/>
         </w:rPr>
       </w:pPr>
       <w:proofErr w:type="spellStart"/>
@@ -6026,7 +5962,6 @@
         <w:rPr>
           <w:sz w:val="28"/>
           <w:szCs w:val="28"/>
-          <w:lang w:val="en-US"/>
         </w:rPr>
         <w:t xml:space="preserve"> </w:t>
       </w:r>
@@ -6043,7 +5978,6 @@
         <w:rPr>
           <w:sz w:val="28"/>
           <w:szCs w:val="28"/>
-          <w:lang w:val="en-US"/>
         </w:rPr>
         <w:t xml:space="preserve"> </w:t>
       </w:r>
@@ -6060,7 +5994,6 @@
         <w:rPr>
           <w:sz w:val="28"/>
           <w:szCs w:val="28"/>
-          <w:lang w:val="en-US"/>
         </w:rPr>
         <w:t xml:space="preserve"> </w:t>
       </w:r>
@@ -6075,7 +6008,6 @@
         <w:rPr>
           <w:sz w:val="28"/>
           <w:szCs w:val="28"/>
-          <w:lang w:val="en-US"/>
         </w:rPr>
         <w:t xml:space="preserve"> </w:t>
       </w:r>
@@ -6092,7 +6024,6 @@
         <w:rPr>
           <w:sz w:val="28"/>
           <w:szCs w:val="28"/>
-          <w:lang w:val="en-US"/>
         </w:rPr>
         <w:t xml:space="preserve"> </w:t>
       </w:r>
@@ -7607,6 +7538,7 @@
         <w:rPr>
           <w:sz w:val="28"/>
           <w:szCs w:val="28"/>
+          <w:lang w:val="uk-UA"/>
         </w:rPr>
       </w:pPr>
     </w:p>
@@ -8460,6 +8392,8 @@
       <w:pPr>
         <w:spacing w:after="0"/>
         <w:rPr>
+          <w:b/>
+          <w:bCs/>
           <w:sz w:val="28"/>
           <w:szCs w:val="28"/>
           <w:lang w:val="uk-UA"/>
@@ -8467,6 +8401,8 @@
       </w:pPr>
       <w:r>
         <w:rPr>
+          <w:b/>
+          <w:bCs/>
           <w:sz w:val="28"/>
           <w:szCs w:val="28"/>
           <w:lang w:val="uk-UA"/>
@@ -8481,110 +8417,32 @@
         <w:rPr>
           <w:sz w:val="28"/>
           <w:szCs w:val="28"/>
+          <w:lang w:val="en-US"/>
         </w:rPr>
       </w:pPr>
       <w:r>
         <w:rPr>
           <w:sz w:val="28"/>
           <w:szCs w:val="28"/>
-        </w:rPr>
-        <w:t xml:space="preserve">1. За </w:t>
-      </w:r>
-      <w:proofErr w:type="spellStart"/>
-      <w:r>
-        <w:rPr>
-          <w:sz w:val="28"/>
-          <w:szCs w:val="28"/>
-        </w:rPr>
-        <w:t>допомогою</w:t>
-      </w:r>
-      <w:proofErr w:type="spellEnd"/>
-      <w:r>
-        <w:rPr>
-          <w:sz w:val="28"/>
-          <w:szCs w:val="28"/>
-        </w:rPr>
-        <w:t xml:space="preserve"> </w:t>
-      </w:r>
-      <w:proofErr w:type="spellStart"/>
-      <w:r>
-        <w:rPr>
-          <w:sz w:val="28"/>
-          <w:szCs w:val="28"/>
-        </w:rPr>
-        <w:t>якого</w:t>
-      </w:r>
-      <w:proofErr w:type="spellEnd"/>
-      <w:r>
-        <w:rPr>
-          <w:sz w:val="28"/>
-          <w:szCs w:val="28"/>
-        </w:rPr>
-        <w:t xml:space="preserve"> методу </w:t>
-      </w:r>
-      <w:proofErr w:type="spellStart"/>
-      <w:r>
-        <w:rPr>
-          <w:sz w:val="28"/>
-          <w:szCs w:val="28"/>
-        </w:rPr>
-        <w:t>можна</w:t>
-      </w:r>
-      <w:proofErr w:type="spellEnd"/>
-      <w:r>
-        <w:rPr>
-          <w:sz w:val="28"/>
-          <w:szCs w:val="28"/>
-        </w:rPr>
-        <w:t xml:space="preserve"> </w:t>
-      </w:r>
-      <w:proofErr w:type="spellStart"/>
-      <w:r>
-        <w:rPr>
-          <w:sz w:val="28"/>
-          <w:szCs w:val="28"/>
-        </w:rPr>
-        <w:t>знайти</w:t>
-      </w:r>
-      <w:proofErr w:type="spellEnd"/>
-      <w:r>
-        <w:rPr>
-          <w:sz w:val="28"/>
-          <w:szCs w:val="28"/>
-        </w:rPr>
-        <w:t xml:space="preserve"> під рядок у рядку. </w:t>
-      </w:r>
-      <w:proofErr w:type="spellStart"/>
-      <w:r>
-        <w:rPr>
-          <w:sz w:val="28"/>
-          <w:szCs w:val="28"/>
-        </w:rPr>
-        <w:t>Наведіть</w:t>
-      </w:r>
-      <w:proofErr w:type="spellEnd"/>
-      <w:r>
-        <w:rPr>
-          <w:sz w:val="28"/>
-          <w:szCs w:val="28"/>
-        </w:rPr>
-        <w:t xml:space="preserve"> </w:t>
-      </w:r>
-      <w:proofErr w:type="spellStart"/>
-      <w:r>
-        <w:rPr>
-          <w:sz w:val="28"/>
-          <w:szCs w:val="28"/>
-        </w:rPr>
-        <w:t>власний</w:t>
-      </w:r>
-      <w:proofErr w:type="spellEnd"/>
-      <w:r>
-        <w:rPr>
-          <w:sz w:val="28"/>
-          <w:szCs w:val="28"/>
-        </w:rPr>
-        <w:t xml:space="preserve"> приклад.</w:t>
+          <w:lang w:val="uk-UA"/>
+        </w:rPr>
+        <w:t>1. За допомогою якого методу можна знайти під рядок у рядку. Наведіть</w:t>
+      </w:r>
+      <w:r>
+        <w:rPr>
+          <w:sz w:val="28"/>
+          <w:szCs w:val="28"/>
+          <w:lang w:val="uk-UA"/>
+        </w:rPr>
+        <w:t xml:space="preserve"> </w:t>
+      </w:r>
+      <w:r>
+        <w:rPr>
+          <w:sz w:val="28"/>
+          <w:szCs w:val="28"/>
+          <w:lang w:val="uk-UA"/>
+        </w:rPr>
+        <w:t>власний приклад.</w:t>
       </w:r>
     </w:p>
     <w:p>
@@ -8593,14 +8451,152 @@
         <w:rPr>
           <w:sz w:val="28"/>
           <w:szCs w:val="28"/>
+          <w:lang w:val="uk-UA"/>
         </w:rPr>
       </w:pPr>
       <w:r>
         <w:rPr>
           <w:sz w:val="28"/>
           <w:szCs w:val="28"/>
-        </w:rPr>
-        <w:t xml:space="preserve">– </w:t>
+          <w:lang w:val="uk-UA"/>
+        </w:rPr>
+        <w:t xml:space="preserve">– Для того, щоб знайти </w:t>
+      </w:r>
+      <w:proofErr w:type="spellStart"/>
+      <w:r>
+        <w:rPr>
+          <w:sz w:val="28"/>
+          <w:szCs w:val="28"/>
+          <w:lang w:val="uk-UA"/>
+        </w:rPr>
+        <w:t>підрядок</w:t>
+      </w:r>
+      <w:proofErr w:type="spellEnd"/>
+      <w:r>
+        <w:rPr>
+          <w:sz w:val="28"/>
+          <w:szCs w:val="28"/>
+          <w:lang w:val="uk-UA"/>
+        </w:rPr>
+        <w:t xml:space="preserve"> у рядку, використовується метод класу </w:t>
+      </w:r>
+      <w:r>
+        <w:rPr>
+          <w:sz w:val="28"/>
+          <w:szCs w:val="28"/>
+          <w:lang w:val="en-US"/>
+        </w:rPr>
+        <w:t>String</w:t>
+      </w:r>
+      <w:r>
+        <w:rPr>
+          <w:sz w:val="28"/>
+          <w:szCs w:val="28"/>
+        </w:rPr>
+        <w:t xml:space="preserve"> .</w:t>
+      </w:r>
+      <w:r>
+        <w:rPr>
+          <w:sz w:val="28"/>
+          <w:szCs w:val="28"/>
+          <w:lang w:val="en-US"/>
+        </w:rPr>
+        <w:t>substring</w:t>
+      </w:r>
+      <w:r>
+        <w:rPr>
+          <w:sz w:val="28"/>
+          <w:szCs w:val="28"/>
+        </w:rPr>
+        <w:t>().</w:t>
+      </w:r>
+      <w:r>
+        <w:rPr>
+          <w:sz w:val="28"/>
+          <w:szCs w:val="28"/>
+          <w:lang w:val="uk-UA"/>
+        </w:rPr>
+        <w:t xml:space="preserve"> В цей метод передаються такі аргументи як індекс символу, з якого починати пошук, так індекс символу, на котрому закінчується пошук. </w:t>
+      </w:r>
+      <w:r>
+        <w:rPr>
+          <w:sz w:val="28"/>
+          <w:szCs w:val="28"/>
+          <w:lang w:val="uk-UA"/>
+        </w:rPr>
+        <w:br/>
+        <w:t>Наприклад, якщо до рядку «</w:t>
+      </w:r>
+      <w:r>
+        <w:rPr>
+          <w:sz w:val="28"/>
+          <w:szCs w:val="28"/>
+          <w:lang w:val="en-US"/>
+        </w:rPr>
+        <w:t>Good</w:t>
+      </w:r>
+      <w:r>
+        <w:rPr>
+          <w:sz w:val="28"/>
+          <w:szCs w:val="28"/>
+          <w:lang w:val="uk-UA"/>
+        </w:rPr>
+        <w:t xml:space="preserve"> </w:t>
+      </w:r>
+      <w:r>
+        <w:rPr>
+          <w:sz w:val="28"/>
+          <w:szCs w:val="28"/>
+          <w:lang w:val="en-US"/>
+        </w:rPr>
+        <w:t>Morning</w:t>
+      </w:r>
+      <w:r>
+        <w:rPr>
+          <w:sz w:val="28"/>
+          <w:szCs w:val="28"/>
+          <w:lang w:val="uk-UA"/>
+        </w:rPr>
+        <w:t xml:space="preserve">» застосувати метод </w:t>
+      </w:r>
+      <w:r>
+        <w:rPr>
+          <w:sz w:val="28"/>
+          <w:szCs w:val="28"/>
+          <w:lang w:val="en-US"/>
+        </w:rPr>
+        <w:t>substring</w:t>
+      </w:r>
+      <w:r>
+        <w:rPr>
+          <w:sz w:val="28"/>
+          <w:szCs w:val="28"/>
+          <w:lang w:val="uk-UA"/>
+        </w:rPr>
+        <w:t xml:space="preserve"> </w:t>
+      </w:r>
+      <w:r>
+        <w:rPr>
+          <w:sz w:val="28"/>
+          <w:szCs w:val="28"/>
+          <w:lang w:val="uk-UA"/>
+        </w:rPr>
+        <w:t>і передати туди як аргумент 0 та 4, то у результаті ми метод поверне «</w:t>
+      </w:r>
+      <w:r>
+        <w:rPr>
+          <w:sz w:val="28"/>
+          <w:szCs w:val="28"/>
+          <w:lang w:val="en-US"/>
+        </w:rPr>
+        <w:t>Good</w:t>
+      </w:r>
+      <w:r>
+        <w:rPr>
+          <w:sz w:val="28"/>
+          <w:szCs w:val="28"/>
+        </w:rPr>
+        <w:t>»</w:t>
       </w:r>
     </w:p>
     <w:p>
@@ -8609,6 +8605,7 @@
         <w:rPr>
           <w:sz w:val="28"/>
           <w:szCs w:val="28"/>
+          <w:lang w:val="uk-UA"/>
         </w:rPr>
       </w:pPr>
     </w:p>
@@ -8618,126 +8615,32 @@
         <w:rPr>
           <w:sz w:val="28"/>
           <w:szCs w:val="28"/>
+          <w:lang w:val="uk-UA"/>
         </w:rPr>
       </w:pPr>
       <w:r>
         <w:rPr>
           <w:sz w:val="28"/>
           <w:szCs w:val="28"/>
-        </w:rPr>
-        <w:t xml:space="preserve">2. За </w:t>
-      </w:r>
-      <w:proofErr w:type="spellStart"/>
-      <w:r>
-        <w:rPr>
-          <w:sz w:val="28"/>
-          <w:szCs w:val="28"/>
-        </w:rPr>
-        <w:t>допомогою</w:t>
-      </w:r>
-      <w:proofErr w:type="spellEnd"/>
-      <w:r>
-        <w:rPr>
-          <w:sz w:val="28"/>
-          <w:szCs w:val="28"/>
-        </w:rPr>
-        <w:t xml:space="preserve"> </w:t>
-      </w:r>
-      <w:proofErr w:type="spellStart"/>
-      <w:r>
-        <w:rPr>
-          <w:sz w:val="28"/>
-          <w:szCs w:val="28"/>
-        </w:rPr>
-        <w:t>якого</w:t>
-      </w:r>
-      <w:proofErr w:type="spellEnd"/>
-      <w:r>
-        <w:rPr>
-          <w:sz w:val="28"/>
-          <w:szCs w:val="28"/>
-        </w:rPr>
-        <w:t xml:space="preserve"> методу </w:t>
-      </w:r>
-      <w:proofErr w:type="spellStart"/>
-      <w:r>
-        <w:rPr>
-          <w:sz w:val="28"/>
-          <w:szCs w:val="28"/>
-        </w:rPr>
-        <w:t>можна</w:t>
-      </w:r>
-      <w:proofErr w:type="spellEnd"/>
-      <w:r>
-        <w:rPr>
-          <w:sz w:val="28"/>
-          <w:szCs w:val="28"/>
-        </w:rPr>
-        <w:t xml:space="preserve"> </w:t>
-      </w:r>
-      <w:proofErr w:type="spellStart"/>
-      <w:r>
-        <w:rPr>
-          <w:sz w:val="28"/>
-          <w:szCs w:val="28"/>
-        </w:rPr>
-        <w:t>знайти</w:t>
-      </w:r>
-      <w:proofErr w:type="spellEnd"/>
-      <w:r>
-        <w:rPr>
-          <w:sz w:val="28"/>
-          <w:szCs w:val="28"/>
-        </w:rPr>
-        <w:t xml:space="preserve"> </w:t>
-      </w:r>
-      <w:proofErr w:type="spellStart"/>
-      <w:r>
-        <w:rPr>
-          <w:sz w:val="28"/>
-          <w:szCs w:val="28"/>
-        </w:rPr>
-        <w:t>довжину</w:t>
-      </w:r>
-      <w:proofErr w:type="spellEnd"/>
-      <w:r>
-        <w:rPr>
-          <w:sz w:val="28"/>
-          <w:szCs w:val="28"/>
-        </w:rPr>
-        <w:t xml:space="preserve"> рядка. </w:t>
-      </w:r>
-      <w:proofErr w:type="spellStart"/>
-      <w:r>
-        <w:rPr>
-          <w:sz w:val="28"/>
-          <w:szCs w:val="28"/>
-        </w:rPr>
-        <w:t>Наведіть</w:t>
-      </w:r>
-      <w:proofErr w:type="spellEnd"/>
-      <w:r>
-        <w:rPr>
-          <w:sz w:val="28"/>
-          <w:szCs w:val="28"/>
-        </w:rPr>
-        <w:t xml:space="preserve"> </w:t>
-      </w:r>
-      <w:proofErr w:type="spellStart"/>
-      <w:r>
-        <w:rPr>
-          <w:sz w:val="28"/>
-          <w:szCs w:val="28"/>
-        </w:rPr>
-        <w:t>власний</w:t>
-      </w:r>
-      <w:proofErr w:type="spellEnd"/>
-      <w:r>
-        <w:rPr>
-          <w:sz w:val="28"/>
-          <w:szCs w:val="28"/>
-        </w:rPr>
-        <w:t xml:space="preserve"> приклад.</w:t>
+          <w:lang w:val="uk-UA"/>
+        </w:rPr>
+        <w:t>2. За допомогою якого методу можна знайти довжину рядка. Наведіть</w:t>
+      </w:r>
+      <w:r>
+        <w:rPr>
+          <w:sz w:val="28"/>
+          <w:szCs w:val="28"/>
+          <w:lang w:val="uk-UA"/>
+        </w:rPr>
+        <w:t xml:space="preserve"> </w:t>
+      </w:r>
+      <w:r>
+        <w:rPr>
+          <w:sz w:val="28"/>
+          <w:szCs w:val="28"/>
+          <w:lang w:val="uk-UA"/>
+        </w:rPr>
+        <w:t>власний приклад.</w:t>
       </w:r>
     </w:p>
     <w:p>
@@ -8746,14 +8649,130 @@
         <w:rPr>
           <w:sz w:val="28"/>
           <w:szCs w:val="28"/>
+          <w:lang w:val="uk-UA"/>
         </w:rPr>
       </w:pPr>
       <w:r>
         <w:rPr>
           <w:sz w:val="28"/>
           <w:szCs w:val="28"/>
-        </w:rPr>
-        <w:t xml:space="preserve">– </w:t>
+          <w:lang w:val="uk-UA"/>
+        </w:rPr>
+        <w:t xml:space="preserve">– Для того, щоб знайти довжину рядка, використовується метод класу </w:t>
+      </w:r>
+      <w:r>
+        <w:rPr>
+          <w:sz w:val="28"/>
+          <w:szCs w:val="28"/>
+          <w:lang w:val="en-US"/>
+        </w:rPr>
+        <w:t>String</w:t>
+      </w:r>
+      <w:r>
+        <w:rPr>
+          <w:sz w:val="28"/>
+          <w:szCs w:val="28"/>
+        </w:rPr>
+        <w:t xml:space="preserve"> </w:t>
+      </w:r>
+      <w:r>
+        <w:rPr>
+          <w:sz w:val="28"/>
+          <w:szCs w:val="28"/>
+        </w:rPr>
+        <w:t>.</w:t>
+      </w:r>
+      <w:r>
+        <w:rPr>
+          <w:sz w:val="28"/>
+          <w:szCs w:val="28"/>
+          <w:lang w:val="en-US"/>
+        </w:rPr>
+        <w:t>length</w:t>
+      </w:r>
+      <w:r>
+        <w:rPr>
+          <w:sz w:val="28"/>
+          <w:szCs w:val="28"/>
+        </w:rPr>
+        <w:t>()</w:t>
+      </w:r>
+      <w:r>
+        <w:rPr>
+          <w:sz w:val="28"/>
+          <w:szCs w:val="28"/>
+          <w:lang w:val="uk-UA"/>
+        </w:rPr>
+        <w:t>, який повертає значення довжини рядка. Наприклад, якщо до рядку «</w:t>
+      </w:r>
+      <w:r>
+        <w:rPr>
+          <w:sz w:val="28"/>
+          <w:szCs w:val="28"/>
+          <w:lang w:val="en-US"/>
+        </w:rPr>
+        <w:t>Good</w:t>
+      </w:r>
+      <w:r>
+        <w:rPr>
+          <w:sz w:val="28"/>
+          <w:szCs w:val="28"/>
+          <w:lang w:val="uk-UA"/>
+        </w:rPr>
+        <w:t xml:space="preserve">» застосувати метод </w:t>
+      </w:r>
+      <w:r>
+        <w:rPr>
+          <w:sz w:val="28"/>
+          <w:szCs w:val="28"/>
+        </w:rPr>
+        <w:t>.</w:t>
+      </w:r>
+      <w:r>
+        <w:rPr>
+          <w:sz w:val="28"/>
+          <w:szCs w:val="28"/>
+          <w:lang w:val="en-US"/>
+        </w:rPr>
+        <w:t>length</w:t>
+      </w:r>
+      <w:r>
+        <w:rPr>
+          <w:sz w:val="28"/>
+          <w:szCs w:val="28"/>
+        </w:rPr>
+        <w:t>()</w:t>
+      </w:r>
+      <w:r>
+        <w:rPr>
+          <w:sz w:val="28"/>
+          <w:szCs w:val="28"/>
+          <w:lang w:val="uk-UA"/>
+        </w:rPr>
+        <w:t xml:space="preserve">, то метод поверне </w:t>
+      </w:r>
+      <w:r>
+        <w:rPr>
+          <w:sz w:val="28"/>
+          <w:szCs w:val="28"/>
+          <w:lang w:val="en-US"/>
+        </w:rPr>
+        <w:t>int</w:t>
+      </w:r>
+      <w:r>
+        <w:rPr>
+          <w:sz w:val="28"/>
+          <w:szCs w:val="28"/>
+        </w:rPr>
+        <w:t xml:space="preserve"> </w:t>
+      </w:r>
+      <w:r>
+        <w:rPr>
+          <w:sz w:val="28"/>
+          <w:szCs w:val="28"/>
+          <w:lang w:val="uk-UA"/>
+        </w:rPr>
+        <w:t xml:space="preserve">значення 4, так як у цьому рядку всього 4 символи. </w:t>
       </w:r>
     </w:p>
     <w:p>
@@ -8762,6 +8781,7 @@
         <w:rPr>
           <w:sz w:val="28"/>
           <w:szCs w:val="28"/>
+          <w:lang w:val="uk-UA"/>
         </w:rPr>
       </w:pPr>
     </w:p>
@@ -8771,149 +8791,32 @@
         <w:rPr>
           <w:sz w:val="28"/>
           <w:szCs w:val="28"/>
+          <w:lang w:val="uk-UA"/>
         </w:rPr>
       </w:pPr>
       <w:r>
         <w:rPr>
           <w:sz w:val="28"/>
           <w:szCs w:val="28"/>
-        </w:rPr>
-        <w:t xml:space="preserve">3. За </w:t>
-      </w:r>
-      <w:proofErr w:type="spellStart"/>
-      <w:r>
-        <w:rPr>
-          <w:sz w:val="28"/>
-          <w:szCs w:val="28"/>
-        </w:rPr>
-        <w:t>допомогою</w:t>
-      </w:r>
-      <w:proofErr w:type="spellEnd"/>
-      <w:r>
-        <w:rPr>
-          <w:sz w:val="28"/>
-          <w:szCs w:val="28"/>
-        </w:rPr>
-        <w:t xml:space="preserve"> </w:t>
-      </w:r>
-      <w:proofErr w:type="spellStart"/>
-      <w:r>
-        <w:rPr>
-          <w:sz w:val="28"/>
-          <w:szCs w:val="28"/>
-        </w:rPr>
-        <w:t>якого</w:t>
-      </w:r>
-      <w:proofErr w:type="spellEnd"/>
-      <w:r>
-        <w:rPr>
-          <w:sz w:val="28"/>
-          <w:szCs w:val="28"/>
-        </w:rPr>
-        <w:t xml:space="preserve"> методу </w:t>
-      </w:r>
-      <w:proofErr w:type="spellStart"/>
-      <w:r>
-        <w:rPr>
-          <w:sz w:val="28"/>
-          <w:szCs w:val="28"/>
-        </w:rPr>
-        <w:t>можна</w:t>
-      </w:r>
-      <w:proofErr w:type="spellEnd"/>
-      <w:r>
-        <w:rPr>
-          <w:sz w:val="28"/>
-          <w:szCs w:val="28"/>
-        </w:rPr>
-        <w:t xml:space="preserve"> </w:t>
-      </w:r>
-      <w:proofErr w:type="spellStart"/>
-      <w:r>
-        <w:rPr>
-          <w:sz w:val="28"/>
-          <w:szCs w:val="28"/>
-        </w:rPr>
-        <w:t>перетворити</w:t>
-      </w:r>
-      <w:proofErr w:type="spellEnd"/>
-      <w:r>
-        <w:rPr>
-          <w:sz w:val="28"/>
-          <w:szCs w:val="28"/>
-        </w:rPr>
-        <w:t xml:space="preserve"> рядок в </w:t>
-      </w:r>
-      <w:proofErr w:type="spellStart"/>
-      <w:r>
-        <w:rPr>
-          <w:sz w:val="28"/>
-          <w:szCs w:val="28"/>
-        </w:rPr>
-        <w:t>масив</w:t>
-      </w:r>
-      <w:proofErr w:type="spellEnd"/>
-      <w:r>
-        <w:rPr>
-          <w:sz w:val="28"/>
-          <w:szCs w:val="28"/>
-        </w:rPr>
-        <w:t xml:space="preserve"> </w:t>
-      </w:r>
-      <w:proofErr w:type="spellStart"/>
-      <w:r>
-        <w:rPr>
-          <w:sz w:val="28"/>
-          <w:szCs w:val="28"/>
-        </w:rPr>
-        <w:t>байтів</w:t>
-      </w:r>
-      <w:proofErr w:type="spellEnd"/>
-      <w:r>
-        <w:rPr>
-          <w:sz w:val="28"/>
-          <w:szCs w:val="28"/>
-        </w:rPr>
-        <w:t>.</w:t>
-      </w:r>
-      <w:r>
-        <w:rPr>
-          <w:sz w:val="28"/>
-          <w:szCs w:val="28"/>
-        </w:rPr>
-        <w:t xml:space="preserve"> </w:t>
-      </w:r>
-      <w:proofErr w:type="spellStart"/>
-      <w:r>
-        <w:rPr>
-          <w:sz w:val="28"/>
-          <w:szCs w:val="28"/>
-        </w:rPr>
-        <w:t>Наведіть</w:t>
-      </w:r>
-      <w:proofErr w:type="spellEnd"/>
-      <w:r>
-        <w:rPr>
-          <w:sz w:val="28"/>
-          <w:szCs w:val="28"/>
-        </w:rPr>
-        <w:t xml:space="preserve"> </w:t>
-      </w:r>
-      <w:proofErr w:type="spellStart"/>
-      <w:r>
-        <w:rPr>
-          <w:sz w:val="28"/>
-          <w:szCs w:val="28"/>
-        </w:rPr>
-        <w:t>власний</w:t>
-      </w:r>
-      <w:proofErr w:type="spellEnd"/>
-      <w:r>
-        <w:rPr>
-          <w:sz w:val="28"/>
-          <w:szCs w:val="28"/>
-        </w:rPr>
-        <w:t xml:space="preserve"> приклад.</w:t>
+          <w:lang w:val="uk-UA"/>
+        </w:rPr>
+        <w:t>3. За допомогою якого методу можна перетворити рядок в масив байтів.</w:t>
+      </w:r>
+      <w:r>
+        <w:rPr>
+          <w:sz w:val="28"/>
+          <w:szCs w:val="28"/>
+          <w:lang w:val="uk-UA"/>
+        </w:rPr>
+        <w:t xml:space="preserve"> </w:t>
+      </w:r>
+      <w:r>
+        <w:rPr>
+          <w:sz w:val="28"/>
+          <w:szCs w:val="28"/>
+          <w:lang w:val="uk-UA"/>
+        </w:rPr>
+        <w:t>Наведіть власний приклад.</w:t>
       </w:r>
     </w:p>
     <w:p>
@@ -8922,14 +8825,120 @@
         <w:rPr>
           <w:sz w:val="28"/>
           <w:szCs w:val="28"/>
+          <w:lang w:val="uk-UA"/>
         </w:rPr>
       </w:pPr>
       <w:r>
         <w:rPr>
           <w:sz w:val="28"/>
           <w:szCs w:val="28"/>
-        </w:rPr>
-        <w:t xml:space="preserve">– </w:t>
+          <w:lang w:val="uk-UA"/>
+        </w:rPr>
+        <w:t xml:space="preserve">– Для того, щоб перетворити рядок в масив байтів, використовується метод класу </w:t>
+      </w:r>
+      <w:r>
+        <w:rPr>
+          <w:sz w:val="28"/>
+          <w:szCs w:val="28"/>
+          <w:lang w:val="en-US"/>
+        </w:rPr>
+        <w:t>String</w:t>
+      </w:r>
+      <w:r>
+        <w:rPr>
+          <w:sz w:val="28"/>
+          <w:szCs w:val="28"/>
+        </w:rPr>
+        <w:t xml:space="preserve"> </w:t>
+      </w:r>
+      <w:r>
+        <w:rPr>
+          <w:sz w:val="28"/>
+          <w:szCs w:val="28"/>
+        </w:rPr>
+        <w:t>.</w:t>
+      </w:r>
+      <w:proofErr w:type="spellStart"/>
+      <w:r>
+        <w:rPr>
+          <w:sz w:val="28"/>
+          <w:szCs w:val="28"/>
+          <w:lang w:val="en-US"/>
+        </w:rPr>
+        <w:t>getBytes</w:t>
+      </w:r>
+      <w:proofErr w:type="spellEnd"/>
+      <w:r>
+        <w:rPr>
+          <w:sz w:val="28"/>
+          <w:szCs w:val="28"/>
+          <w:lang w:val="uk-UA"/>
+        </w:rPr>
+        <w:t>(), який повертає масив байтів. Наприклад, якщо до рядку «</w:t>
+      </w:r>
+      <w:r>
+        <w:rPr>
+          <w:sz w:val="28"/>
+          <w:szCs w:val="28"/>
+          <w:lang w:val="en-US"/>
+        </w:rPr>
+        <w:t>Good</w:t>
+      </w:r>
+      <w:r>
+        <w:rPr>
+          <w:sz w:val="28"/>
+          <w:szCs w:val="28"/>
+          <w:lang w:val="uk-UA"/>
+        </w:rPr>
+        <w:t xml:space="preserve"> </w:t>
+      </w:r>
+      <w:r>
+        <w:rPr>
+          <w:sz w:val="28"/>
+          <w:szCs w:val="28"/>
+          <w:lang w:val="en-US"/>
+        </w:rPr>
+        <w:t>Morning</w:t>
+      </w:r>
+      <w:r>
+        <w:rPr>
+          <w:sz w:val="28"/>
+          <w:szCs w:val="28"/>
+          <w:lang w:val="uk-UA"/>
+        </w:rPr>
+        <w:t xml:space="preserve">» застосувати метод </w:t>
+      </w:r>
+      <w:r>
+        <w:rPr>
+          <w:sz w:val="28"/>
+          <w:szCs w:val="28"/>
+        </w:rPr>
+        <w:t>.</w:t>
+      </w:r>
+      <w:proofErr w:type="spellStart"/>
+      <w:r>
+        <w:rPr>
+          <w:sz w:val="28"/>
+          <w:szCs w:val="28"/>
+          <w:lang w:val="en-US"/>
+        </w:rPr>
+        <w:t>getBytes</w:t>
+      </w:r>
+      <w:proofErr w:type="spellEnd"/>
+      <w:r>
+        <w:rPr>
+          <w:sz w:val="28"/>
+          <w:szCs w:val="28"/>
+        </w:rPr>
+        <w:t>()</w:t>
+      </w:r>
+      <w:r>
+        <w:rPr>
+          <w:sz w:val="28"/>
+          <w:szCs w:val="28"/>
+          <w:lang w:val="uk-UA"/>
+        </w:rPr>
+        <w:t>, то метод поверне такий масив:</w:t>
       </w:r>
     </w:p>
     <w:p>
@@ -8938,6 +8947,80 @@
         <w:rPr>
           <w:sz w:val="28"/>
           <w:szCs w:val="28"/>
+          <w:lang w:val="uk-UA"/>
+        </w:rPr>
+      </w:pPr>
+      <w:r>
+        <w:rPr>
+          <w:sz w:val="28"/>
+          <w:szCs w:val="28"/>
+          <w:lang w:val="uk-UA"/>
+        </w:rPr>
+        <w:t>71, 111, 111, 100, 32, 109, 111, 114, 110, 105, 110, 103</w:t>
+      </w:r>
+    </w:p>
+    <w:p>
+      <w:pPr>
+        <w:spacing w:after="0"/>
+        <w:rPr>
+          <w:sz w:val="28"/>
+          <w:szCs w:val="28"/>
+          <w:lang w:val="uk-UA"/>
+        </w:rPr>
+      </w:pPr>
+    </w:p>
+    <w:p>
+      <w:pPr>
+        <w:spacing w:after="0"/>
+        <w:rPr>
+          <w:sz w:val="28"/>
+          <w:szCs w:val="28"/>
+        </w:rPr>
+      </w:pPr>
+      <w:r>
+        <w:rPr>
+          <w:b/>
+          <w:bCs/>
+          <w:sz w:val="28"/>
+          <w:szCs w:val="28"/>
+          <w:lang w:val="uk-UA"/>
+        </w:rPr>
+        <w:t>Висновок:</w:t>
+      </w:r>
+      <w:r>
+        <w:rPr>
+          <w:sz w:val="28"/>
+          <w:szCs w:val="28"/>
+          <w:lang w:val="uk-UA"/>
+        </w:rPr>
+        <w:t xml:space="preserve"> Під час виконання лабораторної роботи було придбано практичні навички </w:t>
+      </w:r>
+      <w:proofErr w:type="spellStart"/>
+      <w:r>
+        <w:rPr>
+          <w:sz w:val="28"/>
+          <w:szCs w:val="28"/>
+          <w:lang w:val="uk-UA"/>
+        </w:rPr>
+        <w:t>коректно</w:t>
+      </w:r>
+      <w:proofErr w:type="spellEnd"/>
+      <w:r>
+        <w:rPr>
+          <w:sz w:val="28"/>
+          <w:szCs w:val="28"/>
+          <w:lang w:val="uk-UA"/>
+        </w:rPr>
+        <w:t xml:space="preserve"> обробляти виключення.</w:t>
+      </w:r>
+    </w:p>
+    <w:p>
+      <w:pPr>
+        <w:spacing w:after="0"/>
+        <w:rPr>
+          <w:sz w:val="28"/>
+          <w:szCs w:val="28"/>
+          <w:lang w:val="uk-UA"/>
         </w:rPr>
       </w:pPr>
     </w:p>
@@ -9349,10 +9432,12 @@
   <w:style w:type="paragraph" w:default="1" w:styleId="a">
     <w:name w:val="Normal"/>
     <w:qFormat/>
+    <w:rsid w:val="00CA5AFC"/>
   </w:style>
   <w:style w:type="character" w:default="1" w:styleId="a0">
     <w:name w:val="Default Paragraph Font"/>
     <w:uiPriority w:val="1"/>
+    <w:semiHidden/>
     <w:unhideWhenUsed/>
   </w:style>
   <w:style w:type="table" w:default="1" w:styleId="a1">
